--- a/Taylor-Bornstein-Outreach-Method-Recruiting.docx
+++ b/Taylor-Bornstein-Outreach-Method-Recruiting.docx
@@ -122,7 +122,7 @@
       </w:r>
     </w:p>
     <w:p>
-      <w:hyperlink w:history="1" r:id="rIdcsafqhchgmlfqf1fu1nqk">
+      <w:hyperlink w:history="1" r:id="rId0ktdikscfdzsmibtl_x-c">
         <w:r>
           <w:rPr>
             <w:rStyle w:val="Hyperlink"/>

--- a/Taylor-Bornstein-Outreach-Method-Recruiting.docx
+++ b/Taylor-Bornstein-Outreach-Method-Recruiting.docx
@@ -40,7 +40,7 @@
           <w:sz w:val="22"/>
           <w:szCs w:val="22"/>
         </w:rPr>
-        <w:t xml:space="preserve">I'm a Director-level content and communications leader at Bolt.new. I started here after six-plus years scaling the Mendix content org from the ground up. I know you work with venture-backed startups on performance and content marketing. That's exactly the stage and mandate I'm looking for next.</w:t>
+        <w:t xml:space="preserve">I'm a Director-level content and communications leader at Bolt.new. I started here after five-plus years scaling the Mendix content org from the ground up. I know you work with venture-backed startups on performance and content marketing. That's exactly the stage and mandate I'm looking for next.</w:t>
       </w:r>
     </w:p>
     <w:p>
@@ -122,7 +122,7 @@
       </w:r>
     </w:p>
     <w:p>
-      <w:hyperlink w:history="1" r:id="rId0ktdikscfdzsmibtl_x-c">
+      <w:hyperlink w:history="1" r:id="rIdz1pifvo8lophfaf_wwljl">
         <w:r>
           <w:rPr>
             <w:rStyle w:val="Hyperlink"/>
